--- a/rapports/2026-06-06/EQ8/EQ8_sup_v2/DR_071202010023/93-85-38-63.docx
+++ b/rapports/2026-06-06/EQ8/EQ8_sup_v2/DR_071202010023/93-85-38-63.docx
@@ -297,7 +297,7 @@
           <w:color w:val="1F6FEB"/>
           <w:sz w:val="22"/>
         </w:rPr>
-        <w:t>⚠ INCOHÉRENCES À CORRIGER (79)</w:t>
+        <w:t>⚠ INCOHÉRENCES À CORRIGER (76)</w:t>
       </w:r>
     </w:p>
     <w:tbl>
@@ -994,7 +994,7 @@
                 <w:color w:val="16A34A"/>
                 <w:sz w:val="16"/>
               </w:rPr>
-              <w:t>—</w:t>
+              <w:t>s01q32, s01q36, s01q38, s04q37_modif, s02q33, s02q34, s01q00b</w:t>
             </w:r>
           </w:p>
         </w:tc>
@@ -1025,7 +1025,7 @@
                 <w:i w:val="0"/>
                 <w:sz w:val="17"/>
               </w:rPr>
-              <w:t>Incohérence!!! seulement les écoles privées paient les frais de scolarité (y compris les frais d'inscription).</w:t>
+              <w:t>Peu probable!!! Vu l'âge (12 ans) de Mame khady  Astou  ba sambou ou l'année à laquelle Mame khady  Astou  ba sambou a fréquenté l'école pour la dernière fois (.) le dernier diplome de Mame khady  Astou  ba sambou ne peut être le Certificat d'études primaires (CEP), prière de corriger cette incohérence ou confirmer avec le QG.</w:t>
             </w:r>
           </w:p>
         </w:tc>
@@ -1058,6 +1058,1176 @@
                 <w:i w:val="0"/>
                 <w:sz w:val="16"/>
               </w:rPr>
+              <w:t>S04</w:t>
+              <w:br/>
+            </w:r>
+            <w:r>
+              <w:rPr>
+                <w:b w:val="0"/>
+                <w:i w:val="0"/>
+                <w:color w:val="64748B"/>
+                <w:sz w:val="14"/>
+              </w:rPr>
+              <w:t>Emploi</w:t>
+            </w:r>
+          </w:p>
+        </w:tc>
+        <w:tc>
+          <w:tcPr>
+            <w:tcW w:type="dxa" w:w="1531"/>
+          </w:tcPr>
+          <w:p>
+            <w:r>
+              <w:rPr>
+                <w:b/>
+                <w:i w:val="0"/>
+                <w:color w:val="16A34A"/>
+                <w:sz w:val="16"/>
+              </w:rPr>
+              <w:t>—</w:t>
+            </w:r>
+          </w:p>
+        </w:tc>
+        <w:tc>
+          <w:tcPr>
+            <w:tcW w:type="dxa" w:w="1191"/>
+          </w:tcPr>
+          <w:p>
+            <w:r>
+              <w:rPr>
+                <w:b w:val="0"/>
+                <w:i w:val="0"/>
+                <w:color w:val="64748B"/>
+                <w:sz w:val="16"/>
+              </w:rPr>
+              <w:t>GT-CQ</w:t>
+            </w:r>
+          </w:p>
+        </w:tc>
+        <w:tc>
+          <w:tcPr>
+            <w:tcW w:type="dxa" w:w="4706"/>
+          </w:tcPr>
+          <w:p>
+            <w:r>
+              <w:rPr>
+                <w:b w:val="0"/>
+                <w:i w:val="0"/>
+                <w:sz w:val="17"/>
+              </w:rPr>
+              <w:t>Incohérence détectée ! Il semble peu probable que Seynabou Diedhiou occupe un emploi pour l'ETAT/collectivités locales ou dans une entreprise publique/parapublique tout en travaillant moins de  6h par jour.</w:t>
+            </w:r>
+          </w:p>
+        </w:tc>
+      </w:tr>
+      <w:tr>
+        <w:tc>
+          <w:tcPr>
+            <w:tcW w:type="dxa" w:w="964"/>
+          </w:tcPr>
+          <w:p>
+            <w:r>
+              <w:rPr>
+                <w:b/>
+                <w:i w:val="0"/>
+                <w:color w:val="DC2626"/>
+                <w:sz w:val="16"/>
+              </w:rPr>
+              <w:t>Haute</w:t>
+            </w:r>
+          </w:p>
+        </w:tc>
+        <w:tc>
+          <w:tcPr>
+            <w:tcW w:type="dxa" w:w="1247"/>
+          </w:tcPr>
+          <w:p>
+            <w:r>
+              <w:rPr>
+                <w:b/>
+                <w:i w:val="0"/>
+                <w:sz w:val="16"/>
+              </w:rPr>
+              <w:t>S04</w:t>
+              <w:br/>
+            </w:r>
+            <w:r>
+              <w:rPr>
+                <w:b w:val="0"/>
+                <w:i w:val="0"/>
+                <w:color w:val="64748B"/>
+                <w:sz w:val="14"/>
+              </w:rPr>
+              <w:t>Emploi</w:t>
+            </w:r>
+          </w:p>
+        </w:tc>
+        <w:tc>
+          <w:tcPr>
+            <w:tcW w:type="dxa" w:w="1531"/>
+          </w:tcPr>
+          <w:p>
+            <w:r>
+              <w:rPr>
+                <w:b/>
+                <w:i w:val="0"/>
+                <w:color w:val="16A34A"/>
+                <w:sz w:val="16"/>
+              </w:rPr>
+              <w:t>—</w:t>
+            </w:r>
+          </w:p>
+        </w:tc>
+        <w:tc>
+          <w:tcPr>
+            <w:tcW w:type="dxa" w:w="1191"/>
+          </w:tcPr>
+          <w:p>
+            <w:r>
+              <w:rPr>
+                <w:b w:val="0"/>
+                <w:i w:val="0"/>
+                <w:color w:val="64748B"/>
+                <w:sz w:val="16"/>
+              </w:rPr>
+              <w:t>GT-CQ</w:t>
+            </w:r>
+          </w:p>
+        </w:tc>
+        <w:tc>
+          <w:tcPr>
+            <w:tcW w:type="dxa" w:w="4706"/>
+          </w:tcPr>
+          <w:p>
+            <w:r>
+              <w:rPr>
+                <w:b w:val="0"/>
+                <w:i w:val="0"/>
+                <w:sz w:val="17"/>
+              </w:rPr>
+              <w:t>Incohérence détectée ! Il semble peu probable que khady Ngom occupe un emploi pour l'ETAT/collectivités locales ou dans une entreprise publique/parapublique tout en travaillant moins de  6h par jour.</w:t>
+            </w:r>
+          </w:p>
+        </w:tc>
+      </w:tr>
+      <w:tr>
+        <w:tc>
+          <w:tcPr>
+            <w:tcW w:type="dxa" w:w="964"/>
+          </w:tcPr>
+          <w:p>
+            <w:r>
+              <w:rPr>
+                <w:b/>
+                <w:i w:val="0"/>
+                <w:color w:val="DC2626"/>
+                <w:sz w:val="16"/>
+              </w:rPr>
+              <w:t>Haute</w:t>
+            </w:r>
+          </w:p>
+        </w:tc>
+        <w:tc>
+          <w:tcPr>
+            <w:tcW w:type="dxa" w:w="1247"/>
+          </w:tcPr>
+          <w:p>
+            <w:r>
+              <w:rPr>
+                <w:b/>
+                <w:i w:val="0"/>
+                <w:sz w:val="16"/>
+              </w:rPr>
+              <w:t>S13</w:t>
+              <w:br/>
+            </w:r>
+            <w:r>
+              <w:rPr>
+                <w:b w:val="0"/>
+                <w:i w:val="0"/>
+                <w:color w:val="64748B"/>
+                <w:sz w:val="14"/>
+              </w:rPr>
+              <w:t>Transferts</w:t>
+            </w:r>
+          </w:p>
+        </w:tc>
+        <w:tc>
+          <w:tcPr>
+            <w:tcW w:type="dxa" w:w="1531"/>
+          </w:tcPr>
+          <w:p>
+            <w:r>
+              <w:rPr>
+                <w:b/>
+                <w:i w:val="0"/>
+                <w:color w:val="16A34A"/>
+                <w:sz w:val="16"/>
+              </w:rPr>
+              <w:t>s00q27, s01q00a, s01q12, s01q13, s02q04, s03q11, s03q12, s01q01</w:t>
+            </w:r>
+          </w:p>
+        </w:tc>
+        <w:tc>
+          <w:tcPr>
+            <w:tcW w:type="dxa" w:w="1191"/>
+          </w:tcPr>
+          <w:p>
+            <w:r>
+              <w:rPr>
+                <w:b w:val="0"/>
+                <w:i w:val="0"/>
+                <w:color w:val="64748B"/>
+                <w:sz w:val="16"/>
+              </w:rPr>
+              <w:t>GT-CQ</w:t>
+            </w:r>
+          </w:p>
+        </w:tc>
+        <w:tc>
+          <w:tcPr>
+            <w:tcW w:type="dxa" w:w="4706"/>
+          </w:tcPr>
+          <w:p>
+            <w:r>
+              <w:rPr>
+                <w:b w:val="0"/>
+                <w:i w:val="0"/>
+                <w:sz w:val="17"/>
+              </w:rPr>
+              <w:t>L'âge du béneficiaire d'argent dans la section 13b (Transfert emis) semble incoherent voir élévé, prière de verifier ou corriger.</w:t>
+            </w:r>
+          </w:p>
+        </w:tc>
+      </w:tr>
+      <w:tr>
+        <w:tc>
+          <w:tcPr>
+            <w:tcW w:type="dxa" w:w="964"/>
+          </w:tcPr>
+          <w:p>
+            <w:r>
+              <w:rPr>
+                <w:b/>
+                <w:i w:val="0"/>
+                <w:color w:val="DC2626"/>
+                <w:sz w:val="16"/>
+              </w:rPr>
+              <w:t>Haute</w:t>
+            </w:r>
+          </w:p>
+        </w:tc>
+        <w:tc>
+          <w:tcPr>
+            <w:tcW w:type="dxa" w:w="1247"/>
+          </w:tcPr>
+          <w:p>
+            <w:r>
+              <w:rPr>
+                <w:b/>
+                <w:i w:val="0"/>
+                <w:sz w:val="16"/>
+              </w:rPr>
+              <w:t>S20</w:t>
+              <w:br/>
+            </w:r>
+            <w:r>
+              <w:rPr>
+                <w:b w:val="0"/>
+                <w:i w:val="0"/>
+                <w:color w:val="64748B"/>
+                <w:sz w:val="14"/>
+              </w:rPr>
+              <w:t>Gouvernance / autres</w:t>
+            </w:r>
+          </w:p>
+        </w:tc>
+        <w:tc>
+          <w:tcPr>
+            <w:tcW w:type="dxa" w:w="1531"/>
+          </w:tcPr>
+          <w:p>
+            <w:r>
+              <w:rPr>
+                <w:b/>
+                <w:i w:val="0"/>
+                <w:color w:val="16A34A"/>
+                <w:sz w:val="16"/>
+              </w:rPr>
+              <w:t>—</w:t>
+            </w:r>
+          </w:p>
+        </w:tc>
+        <w:tc>
+          <w:tcPr>
+            <w:tcW w:type="dxa" w:w="1191"/>
+          </w:tcPr>
+          <w:p>
+            <w:r>
+              <w:rPr>
+                <w:b w:val="0"/>
+                <w:i w:val="0"/>
+                <w:color w:val="64748B"/>
+                <w:sz w:val="16"/>
+              </w:rPr>
+              <w:t>GT-CQ</w:t>
+            </w:r>
+          </w:p>
+        </w:tc>
+        <w:tc>
+          <w:tcPr>
+            <w:tcW w:type="dxa" w:w="4706"/>
+          </w:tcPr>
+          <w:p>
+            <w:r>
+              <w:rPr>
+                <w:b w:val="0"/>
+                <w:i w:val="0"/>
+                <w:sz w:val="17"/>
+              </w:rPr>
+              <w:t>Incohérence détectée ! Le ménage a précédemment déclaré vivre « Bien » ou « Assez bien » selon son revenu en 20A.02.</w:t>
+            </w:r>
+          </w:p>
+        </w:tc>
+      </w:tr>
+      <w:tr>
+        <w:tc>
+          <w:tcPr>
+            <w:tcW w:type="dxa" w:w="964"/>
+          </w:tcPr>
+          <w:p>
+            <w:r>
+              <w:rPr>
+                <w:b/>
+                <w:i w:val="0"/>
+                <w:color w:val="EA580C"/>
+                <w:sz w:val="16"/>
+              </w:rPr>
+              <w:t>Moyenne</w:t>
+            </w:r>
+          </w:p>
+        </w:tc>
+        <w:tc>
+          <w:tcPr>
+            <w:tcW w:type="dxa" w:w="1247"/>
+          </w:tcPr>
+          <w:p>
+            <w:r>
+              <w:rPr>
+                <w:b/>
+                <w:i w:val="0"/>
+                <w:sz w:val="16"/>
+              </w:rPr>
+              <w:t>S00</w:t>
+              <w:br/>
+            </w:r>
+            <w:r>
+              <w:rPr>
+                <w:b w:val="0"/>
+                <w:i w:val="0"/>
+                <w:color w:val="64748B"/>
+                <w:sz w:val="14"/>
+              </w:rPr>
+              <w:t>Identification</w:t>
+            </w:r>
+          </w:p>
+        </w:tc>
+        <w:tc>
+          <w:tcPr>
+            <w:tcW w:type="dxa" w:w="1531"/>
+          </w:tcPr>
+          <w:p>
+            <w:r>
+              <w:rPr>
+                <w:b/>
+                <w:i w:val="0"/>
+                <w:color w:val="16A34A"/>
+                <w:sz w:val="16"/>
+              </w:rPr>
+              <w:t>s00q27</w:t>
+            </w:r>
+          </w:p>
+        </w:tc>
+        <w:tc>
+          <w:tcPr>
+            <w:tcW w:type="dxa" w:w="1191"/>
+          </w:tcPr>
+          <w:p>
+            <w:r>
+              <w:rPr>
+                <w:b w:val="0"/>
+                <w:i w:val="0"/>
+                <w:color w:val="64748B"/>
+                <w:sz w:val="16"/>
+              </w:rPr>
+              <w:t>GT-CQ</w:t>
+            </w:r>
+          </w:p>
+        </w:tc>
+        <w:tc>
+          <w:tcPr>
+            <w:tcW w:type="dxa" w:w="4706"/>
+          </w:tcPr>
+          <w:p>
+            <w:r>
+              <w:rPr>
+                <w:b w:val="0"/>
+                <w:i w:val="0"/>
+                <w:sz w:val="17"/>
+              </w:rPr>
+              <w:t>Le questionnaire semble ne pas être complètement fini mais le questionnaire est en statut complet, prière de compléter le questionnaire.</w:t>
+            </w:r>
+          </w:p>
+        </w:tc>
+      </w:tr>
+      <w:tr>
+        <w:tc>
+          <w:tcPr>
+            <w:tcW w:type="dxa" w:w="964"/>
+          </w:tcPr>
+          <w:p>
+            <w:r>
+              <w:rPr>
+                <w:b/>
+                <w:i w:val="0"/>
+                <w:color w:val="EA580C"/>
+                <w:sz w:val="16"/>
+              </w:rPr>
+              <w:t>Moyenne</w:t>
+            </w:r>
+          </w:p>
+        </w:tc>
+        <w:tc>
+          <w:tcPr>
+            <w:tcW w:type="dxa" w:w="1247"/>
+          </w:tcPr>
+          <w:p>
+            <w:r>
+              <w:rPr>
+                <w:b/>
+                <w:i w:val="0"/>
+                <w:sz w:val="16"/>
+              </w:rPr>
+              <w:t>S00</w:t>
+              <w:br/>
+            </w:r>
+            <w:r>
+              <w:rPr>
+                <w:b w:val="0"/>
+                <w:i w:val="0"/>
+                <w:color w:val="64748B"/>
+                <w:sz w:val="14"/>
+              </w:rPr>
+              <w:t>Identification</w:t>
+            </w:r>
+          </w:p>
+        </w:tc>
+        <w:tc>
+          <w:tcPr>
+            <w:tcW w:type="dxa" w:w="1531"/>
+          </w:tcPr>
+          <w:p>
+            <w:r>
+              <w:rPr>
+                <w:b/>
+                <w:i w:val="0"/>
+                <w:color w:val="16A34A"/>
+                <w:sz w:val="16"/>
+              </w:rPr>
+              <w:t>—</w:t>
+            </w:r>
+          </w:p>
+        </w:tc>
+        <w:tc>
+          <w:tcPr>
+            <w:tcW w:type="dxa" w:w="1191"/>
+          </w:tcPr>
+          <w:p>
+            <w:r>
+              <w:rPr>
+                <w:b w:val="0"/>
+                <w:i w:val="0"/>
+                <w:color w:val="64748B"/>
+                <w:sz w:val="16"/>
+              </w:rPr>
+              <w:t>GT-CQ</w:t>
+            </w:r>
+          </w:p>
+        </w:tc>
+        <w:tc>
+          <w:tcPr>
+            <w:tcW w:type="dxa" w:w="4706"/>
+          </w:tcPr>
+          <w:p>
+            <w:r>
+              <w:rPr>
+                <w:b w:val="0"/>
+                <w:i w:val="0"/>
+                <w:sz w:val="17"/>
+              </w:rPr>
+              <w:t>L'adresse ou la localisation du ménage doit être bien renseignée, ne doit pas contenir des numéros de téléphone et elle semble courte pour être une adresse.</w:t>
+            </w:r>
+          </w:p>
+        </w:tc>
+      </w:tr>
+      <w:tr>
+        <w:tc>
+          <w:tcPr>
+            <w:tcW w:type="dxa" w:w="964"/>
+          </w:tcPr>
+          <w:p>
+            <w:r>
+              <w:rPr>
+                <w:b/>
+                <w:i w:val="0"/>
+                <w:color w:val="EA580C"/>
+                <w:sz w:val="16"/>
+              </w:rPr>
+              <w:t>Moyenne</w:t>
+            </w:r>
+          </w:p>
+        </w:tc>
+        <w:tc>
+          <w:tcPr>
+            <w:tcW w:type="dxa" w:w="1247"/>
+          </w:tcPr>
+          <w:p>
+            <w:r>
+              <w:rPr>
+                <w:b/>
+                <w:i w:val="0"/>
+                <w:sz w:val="16"/>
+              </w:rPr>
+              <w:t>S00</w:t>
+              <w:br/>
+            </w:r>
+            <w:r>
+              <w:rPr>
+                <w:b w:val="0"/>
+                <w:i w:val="0"/>
+                <w:color w:val="64748B"/>
+                <w:sz w:val="14"/>
+              </w:rPr>
+              <w:t>Identification</w:t>
+            </w:r>
+          </w:p>
+        </w:tc>
+        <w:tc>
+          <w:tcPr>
+            <w:tcW w:type="dxa" w:w="1531"/>
+          </w:tcPr>
+          <w:p>
+            <w:r>
+              <w:rPr>
+                <w:b/>
+                <w:i w:val="0"/>
+                <w:color w:val="16A34A"/>
+                <w:sz w:val="16"/>
+              </w:rPr>
+              <w:t>—</w:t>
+            </w:r>
+          </w:p>
+        </w:tc>
+        <w:tc>
+          <w:tcPr>
+            <w:tcW w:type="dxa" w:w="1191"/>
+          </w:tcPr>
+          <w:p>
+            <w:r>
+              <w:rPr>
+                <w:b w:val="0"/>
+                <w:i w:val="0"/>
+                <w:color w:val="64748B"/>
+                <w:sz w:val="16"/>
+              </w:rPr>
+              <w:t>GT-CQ</w:t>
+            </w:r>
+          </w:p>
+        </w:tc>
+        <w:tc>
+          <w:tcPr>
+            <w:tcW w:type="dxa" w:w="4706"/>
+          </w:tcPr>
+          <w:p>
+            <w:r>
+              <w:rPr>
+                <w:b w:val="0"/>
+                <w:i w:val="0"/>
+                <w:sz w:val="17"/>
+              </w:rPr>
+              <w:t>Prière de renseigner la bonne adresse.</w:t>
+            </w:r>
+          </w:p>
+        </w:tc>
+      </w:tr>
+      <w:tr>
+        <w:tc>
+          <w:tcPr>
+            <w:tcW w:type="dxa" w:w="964"/>
+          </w:tcPr>
+          <w:p>
+            <w:r>
+              <w:rPr>
+                <w:b/>
+                <w:i w:val="0"/>
+                <w:color w:val="EA580C"/>
+                <w:sz w:val="16"/>
+              </w:rPr>
+              <w:t>Moyenne</w:t>
+            </w:r>
+          </w:p>
+        </w:tc>
+        <w:tc>
+          <w:tcPr>
+            <w:tcW w:type="dxa" w:w="1247"/>
+          </w:tcPr>
+          <w:p>
+            <w:r>
+              <w:rPr>
+                <w:b/>
+                <w:i w:val="0"/>
+                <w:sz w:val="16"/>
+              </w:rPr>
+              <w:t>S01</w:t>
+              <w:br/>
+            </w:r>
+            <w:r>
+              <w:rPr>
+                <w:b w:val="0"/>
+                <w:i w:val="0"/>
+                <w:color w:val="64748B"/>
+                <w:sz w:val="14"/>
+              </w:rPr>
+              <w:t>Démographie</w:t>
+            </w:r>
+          </w:p>
+        </w:tc>
+        <w:tc>
+          <w:tcPr>
+            <w:tcW w:type="dxa" w:w="1531"/>
+          </w:tcPr>
+          <w:p>
+            <w:r>
+              <w:rPr>
+                <w:b/>
+                <w:i w:val="0"/>
+                <w:color w:val="16A34A"/>
+                <w:sz w:val="16"/>
+              </w:rPr>
+              <w:t>—</w:t>
+            </w:r>
+          </w:p>
+        </w:tc>
+        <w:tc>
+          <w:tcPr>
+            <w:tcW w:type="dxa" w:w="1191"/>
+          </w:tcPr>
+          <w:p>
+            <w:r>
+              <w:rPr>
+                <w:b w:val="0"/>
+                <w:i w:val="0"/>
+                <w:color w:val="64748B"/>
+                <w:sz w:val="16"/>
+              </w:rPr>
+              <w:t>GT-CQ</w:t>
+            </w:r>
+          </w:p>
+        </w:tc>
+        <w:tc>
+          <w:tcPr>
+            <w:tcW w:type="dxa" w:w="4706"/>
+          </w:tcPr>
+          <w:p>
+            <w:r>
+              <w:rPr>
+                <w:b w:val="0"/>
+                <w:i w:val="0"/>
+                <w:sz w:val="17"/>
+              </w:rPr>
+              <w:t>Prière de verifier l'information donnée par Mame khady  Astou  ba sambou ou corriger au niveau de la section 1.</w:t>
+            </w:r>
+          </w:p>
+        </w:tc>
+      </w:tr>
+      <w:tr>
+        <w:tc>
+          <w:tcPr>
+            <w:tcW w:type="dxa" w:w="964"/>
+          </w:tcPr>
+          <w:p>
+            <w:r>
+              <w:rPr>
+                <w:b/>
+                <w:i w:val="0"/>
+                <w:color w:val="EA580C"/>
+                <w:sz w:val="16"/>
+              </w:rPr>
+              <w:t>Moyenne</w:t>
+            </w:r>
+          </w:p>
+        </w:tc>
+        <w:tc>
+          <w:tcPr>
+            <w:tcW w:type="dxa" w:w="1247"/>
+          </w:tcPr>
+          <w:p>
+            <w:r>
+              <w:rPr>
+                <w:b/>
+                <w:i w:val="0"/>
+                <w:sz w:val="16"/>
+              </w:rPr>
+              <w:t>S01</w:t>
+              <w:br/>
+            </w:r>
+            <w:r>
+              <w:rPr>
+                <w:b w:val="0"/>
+                <w:i w:val="0"/>
+                <w:color w:val="64748B"/>
+                <w:sz w:val="14"/>
+              </w:rPr>
+              <w:t>Démographie</w:t>
+            </w:r>
+          </w:p>
+        </w:tc>
+        <w:tc>
+          <w:tcPr>
+            <w:tcW w:type="dxa" w:w="1531"/>
+          </w:tcPr>
+          <w:p>
+            <w:r>
+              <w:rPr>
+                <w:b/>
+                <w:i w:val="0"/>
+                <w:color w:val="16A34A"/>
+                <w:sz w:val="16"/>
+              </w:rPr>
+              <w:t>—</w:t>
+            </w:r>
+          </w:p>
+        </w:tc>
+        <w:tc>
+          <w:tcPr>
+            <w:tcW w:type="dxa" w:w="1191"/>
+          </w:tcPr>
+          <w:p>
+            <w:r>
+              <w:rPr>
+                <w:b w:val="0"/>
+                <w:i w:val="0"/>
+                <w:color w:val="64748B"/>
+                <w:sz w:val="16"/>
+              </w:rPr>
+              <w:t>GT-CQ</w:t>
+            </w:r>
+          </w:p>
+        </w:tc>
+        <w:tc>
+          <w:tcPr>
+            <w:tcW w:type="dxa" w:w="4706"/>
+          </w:tcPr>
+          <w:p>
+            <w:r>
+              <w:rPr>
+                <w:b w:val="0"/>
+                <w:i w:val="0"/>
+                <w:sz w:val="17"/>
+              </w:rPr>
+              <w:t>Prière de verifier l'information donnée par Mata Ndoye ou corriger au niveau de la section 1.</w:t>
+            </w:r>
+          </w:p>
+        </w:tc>
+      </w:tr>
+      <w:tr>
+        <w:tc>
+          <w:tcPr>
+            <w:tcW w:type="dxa" w:w="964"/>
+          </w:tcPr>
+          <w:p>
+            <w:r>
+              <w:rPr>
+                <w:b/>
+                <w:i w:val="0"/>
+                <w:color w:val="EA580C"/>
+                <w:sz w:val="16"/>
+              </w:rPr>
+              <w:t>Moyenne</w:t>
+            </w:r>
+          </w:p>
+        </w:tc>
+        <w:tc>
+          <w:tcPr>
+            <w:tcW w:type="dxa" w:w="1247"/>
+          </w:tcPr>
+          <w:p>
+            <w:r>
+              <w:rPr>
+                <w:b/>
+                <w:i w:val="0"/>
+                <w:sz w:val="16"/>
+              </w:rPr>
+              <w:t>S01</w:t>
+              <w:br/>
+            </w:r>
+            <w:r>
+              <w:rPr>
+                <w:b w:val="0"/>
+                <w:i w:val="0"/>
+                <w:color w:val="64748B"/>
+                <w:sz w:val="14"/>
+              </w:rPr>
+              <w:t>Démographie</w:t>
+            </w:r>
+          </w:p>
+        </w:tc>
+        <w:tc>
+          <w:tcPr>
+            <w:tcW w:type="dxa" w:w="1531"/>
+          </w:tcPr>
+          <w:p>
+            <w:r>
+              <w:rPr>
+                <w:b/>
+                <w:i w:val="0"/>
+                <w:color w:val="16A34A"/>
+                <w:sz w:val="16"/>
+              </w:rPr>
+              <w:t>—</w:t>
+            </w:r>
+          </w:p>
+        </w:tc>
+        <w:tc>
+          <w:tcPr>
+            <w:tcW w:type="dxa" w:w="1191"/>
+          </w:tcPr>
+          <w:p>
+            <w:r>
+              <w:rPr>
+                <w:b w:val="0"/>
+                <w:i w:val="0"/>
+                <w:color w:val="64748B"/>
+                <w:sz w:val="16"/>
+              </w:rPr>
+              <w:t>GT-CQ</w:t>
+            </w:r>
+          </w:p>
+        </w:tc>
+        <w:tc>
+          <w:tcPr>
+            <w:tcW w:type="dxa" w:w="4706"/>
+          </w:tcPr>
+          <w:p>
+            <w:r>
+              <w:rPr>
+                <w:b w:val="0"/>
+                <w:i w:val="0"/>
+                <w:sz w:val="17"/>
+              </w:rPr>
+              <w:t>Prière de verifier l'information donnée par Ndiaga Ndoye ou corriger au niveau de la section 1.</w:t>
+            </w:r>
+          </w:p>
+        </w:tc>
+      </w:tr>
+      <w:tr>
+        <w:tc>
+          <w:tcPr>
+            <w:tcW w:type="dxa" w:w="964"/>
+          </w:tcPr>
+          <w:p>
+            <w:r>
+              <w:rPr>
+                <w:b/>
+                <w:i w:val="0"/>
+                <w:color w:val="EA580C"/>
+                <w:sz w:val="16"/>
+              </w:rPr>
+              <w:t>Moyenne</w:t>
+            </w:r>
+          </w:p>
+        </w:tc>
+        <w:tc>
+          <w:tcPr>
+            <w:tcW w:type="dxa" w:w="1247"/>
+          </w:tcPr>
+          <w:p>
+            <w:r>
+              <w:rPr>
+                <w:b/>
+                <w:i w:val="0"/>
+                <w:sz w:val="16"/>
+              </w:rPr>
+              <w:t>S01</w:t>
+              <w:br/>
+            </w:r>
+            <w:r>
+              <w:rPr>
+                <w:b w:val="0"/>
+                <w:i w:val="0"/>
+                <w:color w:val="64748B"/>
+                <w:sz w:val="14"/>
+              </w:rPr>
+              <w:t>Démographie</w:t>
+            </w:r>
+          </w:p>
+        </w:tc>
+        <w:tc>
+          <w:tcPr>
+            <w:tcW w:type="dxa" w:w="1531"/>
+          </w:tcPr>
+          <w:p>
+            <w:r>
+              <w:rPr>
+                <w:b/>
+                <w:i w:val="0"/>
+                <w:color w:val="16A34A"/>
+                <w:sz w:val="16"/>
+              </w:rPr>
+              <w:t>—</w:t>
+            </w:r>
+          </w:p>
+        </w:tc>
+        <w:tc>
+          <w:tcPr>
+            <w:tcW w:type="dxa" w:w="1191"/>
+          </w:tcPr>
+          <w:p>
+            <w:r>
+              <w:rPr>
+                <w:b w:val="0"/>
+                <w:i w:val="0"/>
+                <w:color w:val="64748B"/>
+                <w:sz w:val="16"/>
+              </w:rPr>
+              <w:t>GT-CQ</w:t>
+            </w:r>
+          </w:p>
+        </w:tc>
+        <w:tc>
+          <w:tcPr>
+            <w:tcW w:type="dxa" w:w="4706"/>
+          </w:tcPr>
+          <w:p>
+            <w:r>
+              <w:rPr>
+                <w:b w:val="0"/>
+                <w:i w:val="0"/>
+                <w:sz w:val="17"/>
+              </w:rPr>
+              <w:t>Prière de verifier l'information donnée par Seydina Mouhamed Ndoye ou corriger au niveau de la section 1.</w:t>
+            </w:r>
+          </w:p>
+        </w:tc>
+      </w:tr>
+      <w:tr>
+        <w:tc>
+          <w:tcPr>
+            <w:tcW w:type="dxa" w:w="964"/>
+          </w:tcPr>
+          <w:p>
+            <w:r>
+              <w:rPr>
+                <w:b/>
+                <w:i w:val="0"/>
+                <w:color w:val="EA580C"/>
+                <w:sz w:val="16"/>
+              </w:rPr>
+              <w:t>Moyenne</w:t>
+            </w:r>
+          </w:p>
+        </w:tc>
+        <w:tc>
+          <w:tcPr>
+            <w:tcW w:type="dxa" w:w="1247"/>
+          </w:tcPr>
+          <w:p>
+            <w:r>
+              <w:rPr>
+                <w:b/>
+                <w:i w:val="0"/>
+                <w:sz w:val="16"/>
+              </w:rPr>
+              <w:t>S01</w:t>
+              <w:br/>
+            </w:r>
+            <w:r>
+              <w:rPr>
+                <w:b w:val="0"/>
+                <w:i w:val="0"/>
+                <w:color w:val="64748B"/>
+                <w:sz w:val="14"/>
+              </w:rPr>
+              <w:t>Démographie</w:t>
+            </w:r>
+          </w:p>
+        </w:tc>
+        <w:tc>
+          <w:tcPr>
+            <w:tcW w:type="dxa" w:w="1531"/>
+          </w:tcPr>
+          <w:p>
+            <w:r>
+              <w:rPr>
+                <w:b/>
+                <w:i w:val="0"/>
+                <w:color w:val="16A34A"/>
+                <w:sz w:val="16"/>
+              </w:rPr>
+              <w:t>—</w:t>
+            </w:r>
+          </w:p>
+        </w:tc>
+        <w:tc>
+          <w:tcPr>
+            <w:tcW w:type="dxa" w:w="1191"/>
+          </w:tcPr>
+          <w:p>
+            <w:r>
+              <w:rPr>
+                <w:b w:val="0"/>
+                <w:i w:val="0"/>
+                <w:color w:val="64748B"/>
+                <w:sz w:val="16"/>
+              </w:rPr>
+              <w:t>GT-CQ</w:t>
+            </w:r>
+          </w:p>
+        </w:tc>
+        <w:tc>
+          <w:tcPr>
+            <w:tcW w:type="dxa" w:w="4706"/>
+          </w:tcPr>
+          <w:p>
+            <w:r>
+              <w:rPr>
+                <w:b w:val="0"/>
+                <w:i w:val="0"/>
+                <w:sz w:val="17"/>
+              </w:rPr>
+              <w:t>Prière de verifier l'information donnée par khalifa Mousse Sene ou corriger au niveau de la section 1.</w:t>
+            </w:r>
+          </w:p>
+        </w:tc>
+      </w:tr>
+      <w:tr>
+        <w:tc>
+          <w:tcPr>
+            <w:tcW w:type="dxa" w:w="964"/>
+          </w:tcPr>
+          <w:p>
+            <w:r>
+              <w:rPr>
+                <w:b/>
+                <w:i w:val="0"/>
+                <w:color w:val="EA580C"/>
+                <w:sz w:val="16"/>
+              </w:rPr>
+              <w:t>Moyenne</w:t>
+            </w:r>
+          </w:p>
+        </w:tc>
+        <w:tc>
+          <w:tcPr>
+            <w:tcW w:type="dxa" w:w="1247"/>
+          </w:tcPr>
+          <w:p>
+            <w:r>
+              <w:rPr>
+                <w:b/>
+                <w:i w:val="0"/>
+                <w:sz w:val="16"/>
+              </w:rPr>
+              <w:t>S01</w:t>
+              <w:br/>
+            </w:r>
+            <w:r>
+              <w:rPr>
+                <w:b w:val="0"/>
+                <w:i w:val="0"/>
+                <w:color w:val="64748B"/>
+                <w:sz w:val="14"/>
+              </w:rPr>
+              <w:t>Démographie</w:t>
+            </w:r>
+          </w:p>
+        </w:tc>
+        <w:tc>
+          <w:tcPr>
+            <w:tcW w:type="dxa" w:w="1531"/>
+          </w:tcPr>
+          <w:p>
+            <w:r>
+              <w:rPr>
+                <w:b/>
+                <w:i w:val="0"/>
+                <w:color w:val="16A34A"/>
+                <w:sz w:val="16"/>
+              </w:rPr>
+              <w:t>s01q10_1</w:t>
+            </w:r>
+          </w:p>
+        </w:tc>
+        <w:tc>
+          <w:tcPr>
+            <w:tcW w:type="dxa" w:w="1191"/>
+          </w:tcPr>
+          <w:p>
+            <w:r>
+              <w:rPr>
+                <w:b w:val="0"/>
+                <w:i w:val="0"/>
+                <w:color w:val="64748B"/>
+                <w:sz w:val="16"/>
+              </w:rPr>
+              <w:t>GT-CQ</w:t>
+            </w:r>
+          </w:p>
+        </w:tc>
+        <w:tc>
+          <w:tcPr>
+            <w:tcW w:type="dxa" w:w="4706"/>
+          </w:tcPr>
+          <w:p>
+            <w:r>
+              <w:rPr>
+                <w:b w:val="0"/>
+                <w:i w:val="0"/>
+                <w:sz w:val="17"/>
+              </w:rPr>
+              <w:t>La taille du ménage lors de l'enquête principale (7) de ce ménage est inférieur à la taille du denombrement (10), prière de fournir des explications concrètes ou aller revisiter le ménage.</w:t>
+            </w:r>
+          </w:p>
+        </w:tc>
+      </w:tr>
+      <w:tr>
+        <w:tc>
+          <w:tcPr>
+            <w:tcW w:type="dxa" w:w="964"/>
+          </w:tcPr>
+          <w:p>
+            <w:r>
+              <w:rPr>
+                <w:b/>
+                <w:i w:val="0"/>
+                <w:color w:val="EA580C"/>
+                <w:sz w:val="16"/>
+              </w:rPr>
+              <w:t>Moyenne</w:t>
+            </w:r>
+          </w:p>
+        </w:tc>
+        <w:tc>
+          <w:tcPr>
+            <w:tcW w:type="dxa" w:w="1247"/>
+          </w:tcPr>
+          <w:p>
+            <w:r>
+              <w:rPr>
+                <w:b/>
+                <w:i w:val="0"/>
+                <w:sz w:val="16"/>
+              </w:rPr>
               <w:t>S02</w:t>
               <w:br/>
             </w:r>
@@ -1084,7 +2254,7 @@
                 <w:color w:val="16A34A"/>
                 <w:sz w:val="16"/>
               </w:rPr>
-              <w:t>s01q32, s01q36, s01q38, s04q37_modif, s02q33, s02q34, s01q00b</w:t>
+              <w:t>—</w:t>
             </w:r>
           </w:p>
         </w:tc>
@@ -1115,7 +2285,7 @@
                 <w:i w:val="0"/>
                 <w:sz w:val="17"/>
               </w:rPr>
-              <w:t>Peu probable!!! Vu l'âge (12 ans) de Mame khady  Astou  ba sambou ou l'année à laquelle Mame khady  Astou  ba sambou a fréquenté l'école pour la dernière fois (.) le dernier diplome de Mame khady  Astou  ba sambou ne peut être le Certificat d'études primaires (CEP), prière de corriger cette incohérence ou confirmer avec le QG.</w:t>
+              <w:t>Attention!!! le montant payé de Mata Ndoye pour la cotisation est de 300 FCFA qui semble faible.</w:t>
             </w:r>
           </w:p>
         </w:tc>
@@ -1130,10 +2300,10 @@
               <w:rPr>
                 <w:b/>
                 <w:i w:val="0"/>
-                <w:color w:val="DC2626"/>
+                <w:color w:val="EA580C"/>
                 <w:sz w:val="16"/>
               </w:rPr>
-              <w:t>Haute</w:t>
+              <w:t>Moyenne</w:t>
             </w:r>
           </w:p>
         </w:tc>
@@ -1148,7 +2318,7 @@
                 <w:i w:val="0"/>
                 <w:sz w:val="16"/>
               </w:rPr>
-              <w:t>S04</w:t>
+              <w:t>S02</w:t>
               <w:br/>
             </w:r>
             <w:r>
@@ -1158,7 +2328,7 @@
                 <w:color w:val="64748B"/>
                 <w:sz w:val="14"/>
               </w:rPr>
-              <w:t>Emploi</w:t>
+              <w:t>Éducation</w:t>
             </w:r>
           </w:p>
         </w:tc>
@@ -1205,1447 +2375,7 @@
                 <w:i w:val="0"/>
                 <w:sz w:val="17"/>
               </w:rPr>
-              <w:t>Incohérence détectée ! Il semble peu probable que Seynabou Diedhiou occupe un emploi pour l'ETAT/collectivités locales ou dans une entreprise publique/parapublique tout en travaillant moins de  6h par jour.</w:t>
-            </w:r>
-          </w:p>
-        </w:tc>
-      </w:tr>
-      <w:tr>
-        <w:tc>
-          <w:tcPr>
-            <w:tcW w:type="dxa" w:w="964"/>
-          </w:tcPr>
-          <w:p>
-            <w:r>
-              <w:rPr>
-                <w:b/>
-                <w:i w:val="0"/>
-                <w:color w:val="DC2626"/>
-                <w:sz w:val="16"/>
-              </w:rPr>
-              <w:t>Haute</w:t>
-            </w:r>
-          </w:p>
-        </w:tc>
-        <w:tc>
-          <w:tcPr>
-            <w:tcW w:type="dxa" w:w="1247"/>
-          </w:tcPr>
-          <w:p>
-            <w:r>
-              <w:rPr>
-                <w:b/>
-                <w:i w:val="0"/>
-                <w:sz w:val="16"/>
-              </w:rPr>
-              <w:t>S04</w:t>
-              <w:br/>
-            </w:r>
-            <w:r>
-              <w:rPr>
-                <w:b w:val="0"/>
-                <w:i w:val="0"/>
-                <w:color w:val="64748B"/>
-                <w:sz w:val="14"/>
-              </w:rPr>
-              <w:t>Emploi</w:t>
-            </w:r>
-          </w:p>
-        </w:tc>
-        <w:tc>
-          <w:tcPr>
-            <w:tcW w:type="dxa" w:w="1531"/>
-          </w:tcPr>
-          <w:p>
-            <w:r>
-              <w:rPr>
-                <w:b/>
-                <w:i w:val="0"/>
-                <w:color w:val="16A34A"/>
-                <w:sz w:val="16"/>
-              </w:rPr>
-              <w:t>—</w:t>
-            </w:r>
-          </w:p>
-        </w:tc>
-        <w:tc>
-          <w:tcPr>
-            <w:tcW w:type="dxa" w:w="1191"/>
-          </w:tcPr>
-          <w:p>
-            <w:r>
-              <w:rPr>
-                <w:b w:val="0"/>
-                <w:i w:val="0"/>
-                <w:color w:val="64748B"/>
-                <w:sz w:val="16"/>
-              </w:rPr>
-              <w:t>GT-CQ</w:t>
-            </w:r>
-          </w:p>
-        </w:tc>
-        <w:tc>
-          <w:tcPr>
-            <w:tcW w:type="dxa" w:w="4706"/>
-          </w:tcPr>
-          <w:p>
-            <w:r>
-              <w:rPr>
-                <w:b w:val="0"/>
-                <w:i w:val="0"/>
-                <w:sz w:val="17"/>
-              </w:rPr>
-              <w:t>Incohérence détectée ! Il semble peu probable que khady Ngom occupe un emploi pour l'ETAT/collectivités locales ou dans une entreprise publique/parapublique tout en travaillant moins de  6h par jour.</w:t>
-            </w:r>
-          </w:p>
-        </w:tc>
-      </w:tr>
-      <w:tr>
-        <w:tc>
-          <w:tcPr>
-            <w:tcW w:type="dxa" w:w="964"/>
-          </w:tcPr>
-          <w:p>
-            <w:r>
-              <w:rPr>
-                <w:b/>
-                <w:i w:val="0"/>
-                <w:color w:val="DC2626"/>
-                <w:sz w:val="16"/>
-              </w:rPr>
-              <w:t>Haute</w:t>
-            </w:r>
-          </w:p>
-        </w:tc>
-        <w:tc>
-          <w:tcPr>
-            <w:tcW w:type="dxa" w:w="1247"/>
-          </w:tcPr>
-          <w:p>
-            <w:r>
-              <w:rPr>
-                <w:b/>
-                <w:i w:val="0"/>
-                <w:sz w:val="16"/>
-              </w:rPr>
-              <w:t>S13</w:t>
-              <w:br/>
-            </w:r>
-            <w:r>
-              <w:rPr>
-                <w:b w:val="0"/>
-                <w:i w:val="0"/>
-                <w:color w:val="64748B"/>
-                <w:sz w:val="14"/>
-              </w:rPr>
-              <w:t>Transferts</w:t>
-            </w:r>
-          </w:p>
-        </w:tc>
-        <w:tc>
-          <w:tcPr>
-            <w:tcW w:type="dxa" w:w="1531"/>
-          </w:tcPr>
-          <w:p>
-            <w:r>
-              <w:rPr>
-                <w:b/>
-                <w:i w:val="0"/>
-                <w:color w:val="16A34A"/>
-                <w:sz w:val="16"/>
-              </w:rPr>
-              <w:t>s00q27, s01q00a, s01q12, s01q13, s02q04, s03q11, s03q12, s01q01</w:t>
-            </w:r>
-          </w:p>
-        </w:tc>
-        <w:tc>
-          <w:tcPr>
-            <w:tcW w:type="dxa" w:w="1191"/>
-          </w:tcPr>
-          <w:p>
-            <w:r>
-              <w:rPr>
-                <w:b w:val="0"/>
-                <w:i w:val="0"/>
-                <w:color w:val="64748B"/>
-                <w:sz w:val="16"/>
-              </w:rPr>
-              <w:t>GT-CQ</w:t>
-            </w:r>
-          </w:p>
-        </w:tc>
-        <w:tc>
-          <w:tcPr>
-            <w:tcW w:type="dxa" w:w="4706"/>
-          </w:tcPr>
-          <w:p>
-            <w:r>
-              <w:rPr>
-                <w:b w:val="0"/>
-                <w:i w:val="0"/>
-                <w:sz w:val="17"/>
-              </w:rPr>
-              <w:t>L'âge du béneficiaire d'argent dans la section 13b (Transfert emis) semble incoherent voir élévé, prière de verifier ou corriger.</w:t>
-            </w:r>
-          </w:p>
-        </w:tc>
-      </w:tr>
-      <w:tr>
-        <w:tc>
-          <w:tcPr>
-            <w:tcW w:type="dxa" w:w="964"/>
-          </w:tcPr>
-          <w:p>
-            <w:r>
-              <w:rPr>
-                <w:b/>
-                <w:i w:val="0"/>
-                <w:color w:val="DC2626"/>
-                <w:sz w:val="16"/>
-              </w:rPr>
-              <w:t>Haute</w:t>
-            </w:r>
-          </w:p>
-        </w:tc>
-        <w:tc>
-          <w:tcPr>
-            <w:tcW w:type="dxa" w:w="1247"/>
-          </w:tcPr>
-          <w:p>
-            <w:r>
-              <w:rPr>
-                <w:b/>
-                <w:i w:val="0"/>
-                <w:sz w:val="16"/>
-              </w:rPr>
-              <w:t>S20</w:t>
-              <w:br/>
-            </w:r>
-            <w:r>
-              <w:rPr>
-                <w:b w:val="0"/>
-                <w:i w:val="0"/>
-                <w:color w:val="64748B"/>
-                <w:sz w:val="14"/>
-              </w:rPr>
-              <w:t>Gouvernance / autres</w:t>
-            </w:r>
-          </w:p>
-        </w:tc>
-        <w:tc>
-          <w:tcPr>
-            <w:tcW w:type="dxa" w:w="1531"/>
-          </w:tcPr>
-          <w:p>
-            <w:r>
-              <w:rPr>
-                <w:b/>
-                <w:i w:val="0"/>
-                <w:color w:val="16A34A"/>
-                <w:sz w:val="16"/>
-              </w:rPr>
-              <w:t>—</w:t>
-            </w:r>
-          </w:p>
-        </w:tc>
-        <w:tc>
-          <w:tcPr>
-            <w:tcW w:type="dxa" w:w="1191"/>
-          </w:tcPr>
-          <w:p>
-            <w:r>
-              <w:rPr>
-                <w:b w:val="0"/>
-                <w:i w:val="0"/>
-                <w:color w:val="64748B"/>
-                <w:sz w:val="16"/>
-              </w:rPr>
-              <w:t>GT-CQ</w:t>
-            </w:r>
-          </w:p>
-        </w:tc>
-        <w:tc>
-          <w:tcPr>
-            <w:tcW w:type="dxa" w:w="4706"/>
-          </w:tcPr>
-          <w:p>
-            <w:r>
-              <w:rPr>
-                <w:b w:val="0"/>
-                <w:i w:val="0"/>
-                <w:sz w:val="17"/>
-              </w:rPr>
-              <w:t>Incohérence détectée ! Le ménage a précédemment déclaré vivre « Bien » ou « Assez bien » selon son revenu en 20A.02.</w:t>
-            </w:r>
-          </w:p>
-        </w:tc>
-      </w:tr>
-      <w:tr>
-        <w:tc>
-          <w:tcPr>
-            <w:tcW w:type="dxa" w:w="964"/>
-          </w:tcPr>
-          <w:p>
-            <w:r>
-              <w:rPr>
-                <w:b/>
-                <w:i w:val="0"/>
-                <w:color w:val="EA580C"/>
-                <w:sz w:val="16"/>
-              </w:rPr>
-              <w:t>Moyenne</w:t>
-            </w:r>
-          </w:p>
-        </w:tc>
-        <w:tc>
-          <w:tcPr>
-            <w:tcW w:type="dxa" w:w="1247"/>
-          </w:tcPr>
-          <w:p>
-            <w:r>
-              <w:rPr>
-                <w:b/>
-                <w:i w:val="0"/>
-                <w:sz w:val="16"/>
-              </w:rPr>
-              <w:t>S00</w:t>
-              <w:br/>
-            </w:r>
-            <w:r>
-              <w:rPr>
-                <w:b w:val="0"/>
-                <w:i w:val="0"/>
-                <w:color w:val="64748B"/>
-                <w:sz w:val="14"/>
-              </w:rPr>
-              <w:t>Identification</w:t>
-            </w:r>
-          </w:p>
-        </w:tc>
-        <w:tc>
-          <w:tcPr>
-            <w:tcW w:type="dxa" w:w="1531"/>
-          </w:tcPr>
-          <w:p>
-            <w:r>
-              <w:rPr>
-                <w:b/>
-                <w:i w:val="0"/>
-                <w:color w:val="16A34A"/>
-                <w:sz w:val="16"/>
-              </w:rPr>
-              <w:t>s00q27</w:t>
-            </w:r>
-          </w:p>
-        </w:tc>
-        <w:tc>
-          <w:tcPr>
-            <w:tcW w:type="dxa" w:w="1191"/>
-          </w:tcPr>
-          <w:p>
-            <w:r>
-              <w:rPr>
-                <w:b w:val="0"/>
-                <w:i w:val="0"/>
-                <w:color w:val="64748B"/>
-                <w:sz w:val="16"/>
-              </w:rPr>
-              <w:t>GT-CQ</w:t>
-            </w:r>
-          </w:p>
-        </w:tc>
-        <w:tc>
-          <w:tcPr>
-            <w:tcW w:type="dxa" w:w="4706"/>
-          </w:tcPr>
-          <w:p>
-            <w:r>
-              <w:rPr>
-                <w:b w:val="0"/>
-                <w:i w:val="0"/>
-                <w:sz w:val="17"/>
-              </w:rPr>
-              <w:t>Le questionnaire semble ne pas être complètement fini mais le questionnaire est en statut complet, prière de compléter le questionnaire.</w:t>
-            </w:r>
-          </w:p>
-        </w:tc>
-      </w:tr>
-      <w:tr>
-        <w:tc>
-          <w:tcPr>
-            <w:tcW w:type="dxa" w:w="964"/>
-          </w:tcPr>
-          <w:p>
-            <w:r>
-              <w:rPr>
-                <w:b/>
-                <w:i w:val="0"/>
-                <w:color w:val="EA580C"/>
-                <w:sz w:val="16"/>
-              </w:rPr>
-              <w:t>Moyenne</w:t>
-            </w:r>
-          </w:p>
-        </w:tc>
-        <w:tc>
-          <w:tcPr>
-            <w:tcW w:type="dxa" w:w="1247"/>
-          </w:tcPr>
-          <w:p>
-            <w:r>
-              <w:rPr>
-                <w:b/>
-                <w:i w:val="0"/>
-                <w:sz w:val="16"/>
-              </w:rPr>
-              <w:t>S00</w:t>
-              <w:br/>
-            </w:r>
-            <w:r>
-              <w:rPr>
-                <w:b w:val="0"/>
-                <w:i w:val="0"/>
-                <w:color w:val="64748B"/>
-                <w:sz w:val="14"/>
-              </w:rPr>
-              <w:t>Identification</w:t>
-            </w:r>
-          </w:p>
-        </w:tc>
-        <w:tc>
-          <w:tcPr>
-            <w:tcW w:type="dxa" w:w="1531"/>
-          </w:tcPr>
-          <w:p>
-            <w:r>
-              <w:rPr>
-                <w:b/>
-                <w:i w:val="0"/>
-                <w:color w:val="16A34A"/>
-                <w:sz w:val="16"/>
-              </w:rPr>
-              <w:t>—</w:t>
-            </w:r>
-          </w:p>
-        </w:tc>
-        <w:tc>
-          <w:tcPr>
-            <w:tcW w:type="dxa" w:w="1191"/>
-          </w:tcPr>
-          <w:p>
-            <w:r>
-              <w:rPr>
-                <w:b w:val="0"/>
-                <w:i w:val="0"/>
-                <w:color w:val="64748B"/>
-                <w:sz w:val="16"/>
-              </w:rPr>
-              <w:t>GT-CQ</w:t>
-            </w:r>
-          </w:p>
-        </w:tc>
-        <w:tc>
-          <w:tcPr>
-            <w:tcW w:type="dxa" w:w="4706"/>
-          </w:tcPr>
-          <w:p>
-            <w:r>
-              <w:rPr>
-                <w:b w:val="0"/>
-                <w:i w:val="0"/>
-                <w:sz w:val="17"/>
-              </w:rPr>
-              <w:t>L'adresse ou la localisation du ménage doit être bien renseignée, ne doit pas contenir des numéros de téléphone et elle semble courte pour être une adresse.</w:t>
-            </w:r>
-          </w:p>
-        </w:tc>
-      </w:tr>
-      <w:tr>
-        <w:tc>
-          <w:tcPr>
-            <w:tcW w:type="dxa" w:w="964"/>
-          </w:tcPr>
-          <w:p>
-            <w:r>
-              <w:rPr>
-                <w:b/>
-                <w:i w:val="0"/>
-                <w:color w:val="EA580C"/>
-                <w:sz w:val="16"/>
-              </w:rPr>
-              <w:t>Moyenne</w:t>
-            </w:r>
-          </w:p>
-        </w:tc>
-        <w:tc>
-          <w:tcPr>
-            <w:tcW w:type="dxa" w:w="1247"/>
-          </w:tcPr>
-          <w:p>
-            <w:r>
-              <w:rPr>
-                <w:b/>
-                <w:i w:val="0"/>
-                <w:sz w:val="16"/>
-              </w:rPr>
-              <w:t>S00</w:t>
-              <w:br/>
-            </w:r>
-            <w:r>
-              <w:rPr>
-                <w:b w:val="0"/>
-                <w:i w:val="0"/>
-                <w:color w:val="64748B"/>
-                <w:sz w:val="14"/>
-              </w:rPr>
-              <w:t>Identification</w:t>
-            </w:r>
-          </w:p>
-        </w:tc>
-        <w:tc>
-          <w:tcPr>
-            <w:tcW w:type="dxa" w:w="1531"/>
-          </w:tcPr>
-          <w:p>
-            <w:r>
-              <w:rPr>
-                <w:b/>
-                <w:i w:val="0"/>
-                <w:color w:val="16A34A"/>
-                <w:sz w:val="16"/>
-              </w:rPr>
-              <w:t>—</w:t>
-            </w:r>
-          </w:p>
-        </w:tc>
-        <w:tc>
-          <w:tcPr>
-            <w:tcW w:type="dxa" w:w="1191"/>
-          </w:tcPr>
-          <w:p>
-            <w:r>
-              <w:rPr>
-                <w:b w:val="0"/>
-                <w:i w:val="0"/>
-                <w:color w:val="64748B"/>
-                <w:sz w:val="16"/>
-              </w:rPr>
-              <w:t>GT-CQ</w:t>
-            </w:r>
-          </w:p>
-        </w:tc>
-        <w:tc>
-          <w:tcPr>
-            <w:tcW w:type="dxa" w:w="4706"/>
-          </w:tcPr>
-          <w:p>
-            <w:r>
-              <w:rPr>
-                <w:b w:val="0"/>
-                <w:i w:val="0"/>
-                <w:sz w:val="17"/>
-              </w:rPr>
-              <w:t>Prière de renseigner la bonne adresse.</w:t>
-            </w:r>
-          </w:p>
-        </w:tc>
-      </w:tr>
-      <w:tr>
-        <w:tc>
-          <w:tcPr>
-            <w:tcW w:type="dxa" w:w="964"/>
-          </w:tcPr>
-          <w:p>
-            <w:r>
-              <w:rPr>
-                <w:b/>
-                <w:i w:val="0"/>
-                <w:color w:val="EA580C"/>
-                <w:sz w:val="16"/>
-              </w:rPr>
-              <w:t>Moyenne</w:t>
-            </w:r>
-          </w:p>
-        </w:tc>
-        <w:tc>
-          <w:tcPr>
-            <w:tcW w:type="dxa" w:w="1247"/>
-          </w:tcPr>
-          <w:p>
-            <w:r>
-              <w:rPr>
-                <w:b/>
-                <w:i w:val="0"/>
-                <w:sz w:val="16"/>
-              </w:rPr>
-              <w:t>S01</w:t>
-              <w:br/>
-            </w:r>
-            <w:r>
-              <w:rPr>
-                <w:b w:val="0"/>
-                <w:i w:val="0"/>
-                <w:color w:val="64748B"/>
-                <w:sz w:val="14"/>
-              </w:rPr>
-              <w:t>Démographie</w:t>
-            </w:r>
-          </w:p>
-        </w:tc>
-        <w:tc>
-          <w:tcPr>
-            <w:tcW w:type="dxa" w:w="1531"/>
-          </w:tcPr>
-          <w:p>
-            <w:r>
-              <w:rPr>
-                <w:b/>
-                <w:i w:val="0"/>
-                <w:color w:val="16A34A"/>
-                <w:sz w:val="16"/>
-              </w:rPr>
-              <w:t>—</w:t>
-            </w:r>
-          </w:p>
-        </w:tc>
-        <w:tc>
-          <w:tcPr>
-            <w:tcW w:type="dxa" w:w="1191"/>
-          </w:tcPr>
-          <w:p>
-            <w:r>
-              <w:rPr>
-                <w:b w:val="0"/>
-                <w:i w:val="0"/>
-                <w:color w:val="64748B"/>
-                <w:sz w:val="16"/>
-              </w:rPr>
-              <w:t>GT-CQ</w:t>
-            </w:r>
-          </w:p>
-        </w:tc>
-        <w:tc>
-          <w:tcPr>
-            <w:tcW w:type="dxa" w:w="4706"/>
-          </w:tcPr>
-          <w:p>
-            <w:r>
-              <w:rPr>
-                <w:b w:val="0"/>
-                <w:i w:val="0"/>
-                <w:sz w:val="17"/>
-              </w:rPr>
-              <w:t>Prière de verifier l'information donnée par Mame khady  Astou  ba sambou ou corriger au niveau de la section 1.</w:t>
-            </w:r>
-          </w:p>
-        </w:tc>
-      </w:tr>
-      <w:tr>
-        <w:tc>
-          <w:tcPr>
-            <w:tcW w:type="dxa" w:w="964"/>
-          </w:tcPr>
-          <w:p>
-            <w:r>
-              <w:rPr>
-                <w:b/>
-                <w:i w:val="0"/>
-                <w:color w:val="EA580C"/>
-                <w:sz w:val="16"/>
-              </w:rPr>
-              <w:t>Moyenne</w:t>
-            </w:r>
-          </w:p>
-        </w:tc>
-        <w:tc>
-          <w:tcPr>
-            <w:tcW w:type="dxa" w:w="1247"/>
-          </w:tcPr>
-          <w:p>
-            <w:r>
-              <w:rPr>
-                <w:b/>
-                <w:i w:val="0"/>
-                <w:sz w:val="16"/>
-              </w:rPr>
-              <w:t>S01</w:t>
-              <w:br/>
-            </w:r>
-            <w:r>
-              <w:rPr>
-                <w:b w:val="0"/>
-                <w:i w:val="0"/>
-                <w:color w:val="64748B"/>
-                <w:sz w:val="14"/>
-              </w:rPr>
-              <w:t>Démographie</w:t>
-            </w:r>
-          </w:p>
-        </w:tc>
-        <w:tc>
-          <w:tcPr>
-            <w:tcW w:type="dxa" w:w="1531"/>
-          </w:tcPr>
-          <w:p>
-            <w:r>
-              <w:rPr>
-                <w:b/>
-                <w:i w:val="0"/>
-                <w:color w:val="16A34A"/>
-                <w:sz w:val="16"/>
-              </w:rPr>
-              <w:t>—</w:t>
-            </w:r>
-          </w:p>
-        </w:tc>
-        <w:tc>
-          <w:tcPr>
-            <w:tcW w:type="dxa" w:w="1191"/>
-          </w:tcPr>
-          <w:p>
-            <w:r>
-              <w:rPr>
-                <w:b w:val="0"/>
-                <w:i w:val="0"/>
-                <w:color w:val="64748B"/>
-                <w:sz w:val="16"/>
-              </w:rPr>
-              <w:t>GT-CQ</w:t>
-            </w:r>
-          </w:p>
-        </w:tc>
-        <w:tc>
-          <w:tcPr>
-            <w:tcW w:type="dxa" w:w="4706"/>
-          </w:tcPr>
-          <w:p>
-            <w:r>
-              <w:rPr>
-                <w:b w:val="0"/>
-                <w:i w:val="0"/>
-                <w:sz w:val="17"/>
-              </w:rPr>
-              <w:t>Prière de verifier l'information donnée par Mata Ndoye ou corriger au niveau de la section 1.</w:t>
-            </w:r>
-          </w:p>
-        </w:tc>
-      </w:tr>
-      <w:tr>
-        <w:tc>
-          <w:tcPr>
-            <w:tcW w:type="dxa" w:w="964"/>
-          </w:tcPr>
-          <w:p>
-            <w:r>
-              <w:rPr>
-                <w:b/>
-                <w:i w:val="0"/>
-                <w:color w:val="EA580C"/>
-                <w:sz w:val="16"/>
-              </w:rPr>
-              <w:t>Moyenne</w:t>
-            </w:r>
-          </w:p>
-        </w:tc>
-        <w:tc>
-          <w:tcPr>
-            <w:tcW w:type="dxa" w:w="1247"/>
-          </w:tcPr>
-          <w:p>
-            <w:r>
-              <w:rPr>
-                <w:b/>
-                <w:i w:val="0"/>
-                <w:sz w:val="16"/>
-              </w:rPr>
-              <w:t>S01</w:t>
-              <w:br/>
-            </w:r>
-            <w:r>
-              <w:rPr>
-                <w:b w:val="0"/>
-                <w:i w:val="0"/>
-                <w:color w:val="64748B"/>
-                <w:sz w:val="14"/>
-              </w:rPr>
-              <w:t>Démographie</w:t>
-            </w:r>
-          </w:p>
-        </w:tc>
-        <w:tc>
-          <w:tcPr>
-            <w:tcW w:type="dxa" w:w="1531"/>
-          </w:tcPr>
-          <w:p>
-            <w:r>
-              <w:rPr>
-                <w:b/>
-                <w:i w:val="0"/>
-                <w:color w:val="16A34A"/>
-                <w:sz w:val="16"/>
-              </w:rPr>
-              <w:t>—</w:t>
-            </w:r>
-          </w:p>
-        </w:tc>
-        <w:tc>
-          <w:tcPr>
-            <w:tcW w:type="dxa" w:w="1191"/>
-          </w:tcPr>
-          <w:p>
-            <w:r>
-              <w:rPr>
-                <w:b w:val="0"/>
-                <w:i w:val="0"/>
-                <w:color w:val="64748B"/>
-                <w:sz w:val="16"/>
-              </w:rPr>
-              <w:t>GT-CQ</w:t>
-            </w:r>
-          </w:p>
-        </w:tc>
-        <w:tc>
-          <w:tcPr>
-            <w:tcW w:type="dxa" w:w="4706"/>
-          </w:tcPr>
-          <w:p>
-            <w:r>
-              <w:rPr>
-                <w:b w:val="0"/>
-                <w:i w:val="0"/>
-                <w:sz w:val="17"/>
-              </w:rPr>
-              <w:t>Prière de verifier l'information donnée par Ndiaga Ndoye ou corriger au niveau de la section 1.</w:t>
-            </w:r>
-          </w:p>
-        </w:tc>
-      </w:tr>
-      <w:tr>
-        <w:tc>
-          <w:tcPr>
-            <w:tcW w:type="dxa" w:w="964"/>
-          </w:tcPr>
-          <w:p>
-            <w:r>
-              <w:rPr>
-                <w:b/>
-                <w:i w:val="0"/>
-                <w:color w:val="EA580C"/>
-                <w:sz w:val="16"/>
-              </w:rPr>
-              <w:t>Moyenne</w:t>
-            </w:r>
-          </w:p>
-        </w:tc>
-        <w:tc>
-          <w:tcPr>
-            <w:tcW w:type="dxa" w:w="1247"/>
-          </w:tcPr>
-          <w:p>
-            <w:r>
-              <w:rPr>
-                <w:b/>
-                <w:i w:val="0"/>
-                <w:sz w:val="16"/>
-              </w:rPr>
-              <w:t>S01</w:t>
-              <w:br/>
-            </w:r>
-            <w:r>
-              <w:rPr>
-                <w:b w:val="0"/>
-                <w:i w:val="0"/>
-                <w:color w:val="64748B"/>
-                <w:sz w:val="14"/>
-              </w:rPr>
-              <w:t>Démographie</w:t>
-            </w:r>
-          </w:p>
-        </w:tc>
-        <w:tc>
-          <w:tcPr>
-            <w:tcW w:type="dxa" w:w="1531"/>
-          </w:tcPr>
-          <w:p>
-            <w:r>
-              <w:rPr>
-                <w:b/>
-                <w:i w:val="0"/>
-                <w:color w:val="16A34A"/>
-                <w:sz w:val="16"/>
-              </w:rPr>
-              <w:t>—</w:t>
-            </w:r>
-          </w:p>
-        </w:tc>
-        <w:tc>
-          <w:tcPr>
-            <w:tcW w:type="dxa" w:w="1191"/>
-          </w:tcPr>
-          <w:p>
-            <w:r>
-              <w:rPr>
-                <w:b w:val="0"/>
-                <w:i w:val="0"/>
-                <w:color w:val="64748B"/>
-                <w:sz w:val="16"/>
-              </w:rPr>
-              <w:t>GT-CQ</w:t>
-            </w:r>
-          </w:p>
-        </w:tc>
-        <w:tc>
-          <w:tcPr>
-            <w:tcW w:type="dxa" w:w="4706"/>
-          </w:tcPr>
-          <w:p>
-            <w:r>
-              <w:rPr>
-                <w:b w:val="0"/>
-                <w:i w:val="0"/>
-                <w:sz w:val="17"/>
-              </w:rPr>
-              <w:t>Prière de verifier l'information donnée par Seydina Mouhamed Ndoye ou corriger au niveau de la section 1.</w:t>
-            </w:r>
-          </w:p>
-        </w:tc>
-      </w:tr>
-      <w:tr>
-        <w:tc>
-          <w:tcPr>
-            <w:tcW w:type="dxa" w:w="964"/>
-          </w:tcPr>
-          <w:p>
-            <w:r>
-              <w:rPr>
-                <w:b/>
-                <w:i w:val="0"/>
-                <w:color w:val="EA580C"/>
-                <w:sz w:val="16"/>
-              </w:rPr>
-              <w:t>Moyenne</w:t>
-            </w:r>
-          </w:p>
-        </w:tc>
-        <w:tc>
-          <w:tcPr>
-            <w:tcW w:type="dxa" w:w="1247"/>
-          </w:tcPr>
-          <w:p>
-            <w:r>
-              <w:rPr>
-                <w:b/>
-                <w:i w:val="0"/>
-                <w:sz w:val="16"/>
-              </w:rPr>
-              <w:t>S01</w:t>
-              <w:br/>
-            </w:r>
-            <w:r>
-              <w:rPr>
-                <w:b w:val="0"/>
-                <w:i w:val="0"/>
-                <w:color w:val="64748B"/>
-                <w:sz w:val="14"/>
-              </w:rPr>
-              <w:t>Démographie</w:t>
-            </w:r>
-          </w:p>
-        </w:tc>
-        <w:tc>
-          <w:tcPr>
-            <w:tcW w:type="dxa" w:w="1531"/>
-          </w:tcPr>
-          <w:p>
-            <w:r>
-              <w:rPr>
-                <w:b/>
-                <w:i w:val="0"/>
-                <w:color w:val="16A34A"/>
-                <w:sz w:val="16"/>
-              </w:rPr>
-              <w:t>—</w:t>
-            </w:r>
-          </w:p>
-        </w:tc>
-        <w:tc>
-          <w:tcPr>
-            <w:tcW w:type="dxa" w:w="1191"/>
-          </w:tcPr>
-          <w:p>
-            <w:r>
-              <w:rPr>
-                <w:b w:val="0"/>
-                <w:i w:val="0"/>
-                <w:color w:val="64748B"/>
-                <w:sz w:val="16"/>
-              </w:rPr>
-              <w:t>GT-CQ</w:t>
-            </w:r>
-          </w:p>
-        </w:tc>
-        <w:tc>
-          <w:tcPr>
-            <w:tcW w:type="dxa" w:w="4706"/>
-          </w:tcPr>
-          <w:p>
-            <w:r>
-              <w:rPr>
-                <w:b w:val="0"/>
-                <w:i w:val="0"/>
-                <w:sz w:val="17"/>
-              </w:rPr>
-              <w:t>Prière de verifier l'information donnée par khalifa Mousse Sene ou corriger au niveau de la section 1.</w:t>
-            </w:r>
-          </w:p>
-        </w:tc>
-      </w:tr>
-      <w:tr>
-        <w:tc>
-          <w:tcPr>
-            <w:tcW w:type="dxa" w:w="964"/>
-          </w:tcPr>
-          <w:p>
-            <w:r>
-              <w:rPr>
-                <w:b/>
-                <w:i w:val="0"/>
-                <w:color w:val="EA580C"/>
-                <w:sz w:val="16"/>
-              </w:rPr>
-              <w:t>Moyenne</w:t>
-            </w:r>
-          </w:p>
-        </w:tc>
-        <w:tc>
-          <w:tcPr>
-            <w:tcW w:type="dxa" w:w="1247"/>
-          </w:tcPr>
-          <w:p>
-            <w:r>
-              <w:rPr>
-                <w:b/>
-                <w:i w:val="0"/>
-                <w:sz w:val="16"/>
-              </w:rPr>
-              <w:t>S01</w:t>
-              <w:br/>
-            </w:r>
-            <w:r>
-              <w:rPr>
-                <w:b w:val="0"/>
-                <w:i w:val="0"/>
-                <w:color w:val="64748B"/>
-                <w:sz w:val="14"/>
-              </w:rPr>
-              <w:t>Démographie</w:t>
-            </w:r>
-          </w:p>
-        </w:tc>
-        <w:tc>
-          <w:tcPr>
-            <w:tcW w:type="dxa" w:w="1531"/>
-          </w:tcPr>
-          <w:p>
-            <w:r>
-              <w:rPr>
-                <w:b/>
-                <w:i w:val="0"/>
-                <w:color w:val="16A34A"/>
-                <w:sz w:val="16"/>
-              </w:rPr>
-              <w:t>s01q10_1</w:t>
-            </w:r>
-          </w:p>
-        </w:tc>
-        <w:tc>
-          <w:tcPr>
-            <w:tcW w:type="dxa" w:w="1191"/>
-          </w:tcPr>
-          <w:p>
-            <w:r>
-              <w:rPr>
-                <w:b w:val="0"/>
-                <w:i w:val="0"/>
-                <w:color w:val="64748B"/>
-                <w:sz w:val="16"/>
-              </w:rPr>
-              <w:t>GT-CQ</w:t>
-            </w:r>
-          </w:p>
-        </w:tc>
-        <w:tc>
-          <w:tcPr>
-            <w:tcW w:type="dxa" w:w="4706"/>
-          </w:tcPr>
-          <w:p>
-            <w:r>
-              <w:rPr>
-                <w:b w:val="0"/>
-                <w:i w:val="0"/>
-                <w:sz w:val="17"/>
-              </w:rPr>
-              <w:t>La taille du ménage lors de l'enquête principale (7) de ce ménage est inférieur à la taille du denombrement (10), prière de fournir des explications concrètes ou aller revisiter le ménage.</w:t>
-            </w:r>
-          </w:p>
-        </w:tc>
-      </w:tr>
-      <w:tr>
-        <w:tc>
-          <w:tcPr>
-            <w:tcW w:type="dxa" w:w="964"/>
-          </w:tcPr>
-          <w:p>
-            <w:r>
-              <w:rPr>
-                <w:b/>
-                <w:i w:val="0"/>
-                <w:color w:val="EA580C"/>
-                <w:sz w:val="16"/>
-              </w:rPr>
-              <w:t>Moyenne</w:t>
-            </w:r>
-          </w:p>
-        </w:tc>
-        <w:tc>
-          <w:tcPr>
-            <w:tcW w:type="dxa" w:w="1247"/>
-          </w:tcPr>
-          <w:p>
-            <w:r>
-              <w:rPr>
-                <w:b/>
-                <w:i w:val="0"/>
-                <w:sz w:val="16"/>
-              </w:rPr>
-              <w:t>S02</w:t>
-              <w:br/>
-            </w:r>
-            <w:r>
-              <w:rPr>
-                <w:b w:val="0"/>
-                <w:i w:val="0"/>
-                <w:color w:val="64748B"/>
-                <w:sz w:val="14"/>
-              </w:rPr>
-              <w:t>Éducation</w:t>
-            </w:r>
-          </w:p>
-        </w:tc>
-        <w:tc>
-          <w:tcPr>
-            <w:tcW w:type="dxa" w:w="1531"/>
-          </w:tcPr>
-          <w:p>
-            <w:r>
-              <w:rPr>
-                <w:b/>
-                <w:i w:val="0"/>
-                <w:color w:val="16A34A"/>
-                <w:sz w:val="16"/>
-              </w:rPr>
-              <w:t>—</w:t>
-            </w:r>
-          </w:p>
-        </w:tc>
-        <w:tc>
-          <w:tcPr>
-            <w:tcW w:type="dxa" w:w="1191"/>
-          </w:tcPr>
-          <w:p>
-            <w:r>
-              <w:rPr>
-                <w:b w:val="0"/>
-                <w:i w:val="0"/>
-                <w:color w:val="64748B"/>
-                <w:sz w:val="16"/>
-              </w:rPr>
-              <w:t>GT-CQ</w:t>
-            </w:r>
-          </w:p>
-        </w:tc>
-        <w:tc>
-          <w:tcPr>
-            <w:tcW w:type="dxa" w:w="4706"/>
-          </w:tcPr>
-          <w:p>
-            <w:r>
-              <w:rPr>
-                <w:b w:val="0"/>
-                <w:i w:val="0"/>
-                <w:sz w:val="17"/>
-              </w:rPr>
-              <w:t>veuillez, s'il vous plait, confirmer les frais de scolarité ( 2000 FCFA) payée de Mata Ndoye avec le QG ou apporter les corrections nécessaires.</w:t>
-            </w:r>
-          </w:p>
-        </w:tc>
-      </w:tr>
-      <w:tr>
-        <w:tc>
-          <w:tcPr>
-            <w:tcW w:type="dxa" w:w="964"/>
-          </w:tcPr>
-          <w:p>
-            <w:r>
-              <w:rPr>
-                <w:b/>
-                <w:i w:val="0"/>
-                <w:color w:val="EA580C"/>
-                <w:sz w:val="16"/>
-              </w:rPr>
-              <w:t>Moyenne</w:t>
-            </w:r>
-          </w:p>
-        </w:tc>
-        <w:tc>
-          <w:tcPr>
-            <w:tcW w:type="dxa" w:w="1247"/>
-          </w:tcPr>
-          <w:p>
-            <w:r>
-              <w:rPr>
-                <w:b/>
-                <w:i w:val="0"/>
-                <w:sz w:val="16"/>
-              </w:rPr>
-              <w:t>S02</w:t>
-              <w:br/>
-            </w:r>
-            <w:r>
-              <w:rPr>
-                <w:b w:val="0"/>
-                <w:i w:val="0"/>
-                <w:color w:val="64748B"/>
-                <w:sz w:val="14"/>
-              </w:rPr>
-              <w:t>Éducation</w:t>
-            </w:r>
-          </w:p>
-        </w:tc>
-        <w:tc>
-          <w:tcPr>
-            <w:tcW w:type="dxa" w:w="1531"/>
-          </w:tcPr>
-          <w:p>
-            <w:r>
-              <w:rPr>
-                <w:b/>
-                <w:i w:val="0"/>
-                <w:color w:val="16A34A"/>
-                <w:sz w:val="16"/>
-              </w:rPr>
-              <w:t>—</w:t>
-            </w:r>
-          </w:p>
-        </w:tc>
-        <w:tc>
-          <w:tcPr>
-            <w:tcW w:type="dxa" w:w="1191"/>
-          </w:tcPr>
-          <w:p>
-            <w:r>
-              <w:rPr>
-                <w:b w:val="0"/>
-                <w:i w:val="0"/>
-                <w:color w:val="64748B"/>
-                <w:sz w:val="16"/>
-              </w:rPr>
-              <w:t>GT-CQ</w:t>
-            </w:r>
-          </w:p>
-        </w:tc>
-        <w:tc>
-          <w:tcPr>
-            <w:tcW w:type="dxa" w:w="4706"/>
-          </w:tcPr>
-          <w:p>
-            <w:r>
-              <w:rPr>
-                <w:b w:val="0"/>
-                <w:i w:val="0"/>
-                <w:sz w:val="17"/>
-              </w:rPr>
-              <w:t>Attention!!! le montant payé de Mata Ndoye pour la cotisation est de 300 FCFA qui semble faible.</w:t>
-            </w:r>
-          </w:p>
-        </w:tc>
-      </w:tr>
-      <w:tr>
-        <w:tc>
-          <w:tcPr>
-            <w:tcW w:type="dxa" w:w="964"/>
-          </w:tcPr>
-          <w:p>
-            <w:r>
-              <w:rPr>
-                <w:b/>
-                <w:i w:val="0"/>
-                <w:color w:val="EA580C"/>
-                <w:sz w:val="16"/>
-              </w:rPr>
-              <w:t>Moyenne</w:t>
-            </w:r>
-          </w:p>
-        </w:tc>
-        <w:tc>
-          <w:tcPr>
-            <w:tcW w:type="dxa" w:w="1247"/>
-          </w:tcPr>
-          <w:p>
-            <w:r>
-              <w:rPr>
-                <w:b/>
-                <w:i w:val="0"/>
-                <w:sz w:val="16"/>
-              </w:rPr>
-              <w:t>S02</w:t>
-              <w:br/>
-            </w:r>
-            <w:r>
-              <w:rPr>
-                <w:b w:val="0"/>
-                <w:i w:val="0"/>
-                <w:color w:val="64748B"/>
-                <w:sz w:val="14"/>
-              </w:rPr>
-              <w:t>Éducation</w:t>
-            </w:r>
-          </w:p>
-        </w:tc>
-        <w:tc>
-          <w:tcPr>
-            <w:tcW w:type="dxa" w:w="1531"/>
-          </w:tcPr>
-          <w:p>
-            <w:r>
-              <w:rPr>
-                <w:b/>
-                <w:i w:val="0"/>
-                <w:color w:val="16A34A"/>
-                <w:sz w:val="16"/>
-              </w:rPr>
-              <w:t>—</w:t>
-            </w:r>
-          </w:p>
-        </w:tc>
-        <w:tc>
-          <w:tcPr>
-            <w:tcW w:type="dxa" w:w="1191"/>
-          </w:tcPr>
-          <w:p>
-            <w:r>
-              <w:rPr>
-                <w:b w:val="0"/>
-                <w:i w:val="0"/>
-                <w:color w:val="64748B"/>
-                <w:sz w:val="16"/>
-              </w:rPr>
-              <w:t>GT-CQ</w:t>
-            </w:r>
-          </w:p>
-        </w:tc>
-        <w:tc>
-          <w:tcPr>
-            <w:tcW w:type="dxa" w:w="4706"/>
-          </w:tcPr>
-          <w:p>
-            <w:r>
-              <w:rPr>
-                <w:b w:val="0"/>
-                <w:i w:val="0"/>
-                <w:sz w:val="17"/>
-              </w:rPr>
               <w:t>Veuillez verifier cette information auprès de l'enquêté ou confirmer avec le QG.</w:t>
-            </w:r>
-          </w:p>
-        </w:tc>
-      </w:tr>
-      <w:tr>
-        <w:tc>
-          <w:tcPr>
-            <w:tcW w:type="dxa" w:w="964"/>
-          </w:tcPr>
-          <w:p>
-            <w:r>
-              <w:rPr>
-                <w:b/>
-                <w:i w:val="0"/>
-                <w:color w:val="EA580C"/>
-                <w:sz w:val="16"/>
-              </w:rPr>
-              <w:t>Moyenne</w:t>
-            </w:r>
-          </w:p>
-        </w:tc>
-        <w:tc>
-          <w:tcPr>
-            <w:tcW w:type="dxa" w:w="1247"/>
-          </w:tcPr>
-          <w:p>
-            <w:r>
-              <w:rPr>
-                <w:b/>
-                <w:i w:val="0"/>
-                <w:sz w:val="16"/>
-              </w:rPr>
-              <w:t>S02</w:t>
-              <w:br/>
-            </w:r>
-            <w:r>
-              <w:rPr>
-                <w:b w:val="0"/>
-                <w:i w:val="0"/>
-                <w:color w:val="64748B"/>
-                <w:sz w:val="14"/>
-              </w:rPr>
-              <w:t>Éducation</w:t>
-            </w:r>
-          </w:p>
-        </w:tc>
-        <w:tc>
-          <w:tcPr>
-            <w:tcW w:type="dxa" w:w="1531"/>
-          </w:tcPr>
-          <w:p>
-            <w:r>
-              <w:rPr>
-                <w:b/>
-                <w:i w:val="0"/>
-                <w:color w:val="16A34A"/>
-                <w:sz w:val="16"/>
-              </w:rPr>
-              <w:t>—</w:t>
-            </w:r>
-          </w:p>
-        </w:tc>
-        <w:tc>
-          <w:tcPr>
-            <w:tcW w:type="dxa" w:w="1191"/>
-          </w:tcPr>
-          <w:p>
-            <w:r>
-              <w:rPr>
-                <w:b w:val="0"/>
-                <w:i w:val="0"/>
-                <w:color w:val="64748B"/>
-                <w:sz w:val="16"/>
-              </w:rPr>
-              <w:t>GT-CQ</w:t>
-            </w:r>
-          </w:p>
-        </w:tc>
-        <w:tc>
-          <w:tcPr>
-            <w:tcW w:type="dxa" w:w="4706"/>
-          </w:tcPr>
-          <w:p>
-            <w:r>
-              <w:rPr>
-                <w:b w:val="0"/>
-                <w:i w:val="0"/>
-                <w:sz w:val="17"/>
-              </w:rPr>
-              <w:t>veuillez, s'il vous plait, confirmer les frais de scolarité ( 7500 FCFA) payée de Mame khady  Astou  ba sambou avec le QG ou apporter les corrections nécessaires.</w:t>
             </w:r>
           </w:p>
         </w:tc>
